--- a/products-storage/08-pto-bez-zamechaniy/05-sluzhebnaya-zapiska.docx
+++ b/products-storage/08-pto-bez-zamechaniy/05-sluzhebnaya-zapiska.docx
@@ -3,172 +3,137 @@
 <w:document xmlns:wpc="http://schemas.microsoft.com/office/word/2010/wordprocessingCanvas" xmlns:mo="http://schemas.microsoft.com/office/mac/office/2008/main" xmlns:mc="http://schemas.openxmlformats.org/markup-compatibility/2006" xmlns:mv="urn:schemas-microsoft-com:mac:vml" xmlns:o="urn:schemas-microsoft-com:office:office" xmlns:r="http://schemas.openxmlformats.org/officeDocument/2006/relationships" xmlns:m="http://schemas.openxmlformats.org/officeDocument/2006/math" xmlns:v="urn:schemas-microsoft-com:vml" xmlns:wp14="http://schemas.microsoft.com/office/word/2010/wordprocessingDrawing" xmlns:wp="http://schemas.openxmlformats.org/drawingml/2006/wordprocessingDrawing" xmlns:w10="urn:schemas-microsoft-com:office:word" xmlns:w="http://schemas.openxmlformats.org/wordprocessingml/2006/main" xmlns:w14="http://schemas.microsoft.com/office/word/2010/wordml" xmlns:wpg="http://schemas.microsoft.com/office/word/2010/wordprocessingGroup" xmlns:wpi="http://schemas.microsoft.com/office/word/2010/wordprocessingInk" xmlns:wne="http://schemas.microsoft.com/office/word/2006/wordml" xmlns:wps="http://schemas.microsoft.com/office/word/2010/wordprocessingShape" mc:Ignorable="w14 wp14">
   <w:body>
     <w:p>
-      <w:pPr>
-        <w:pStyle w:val="Title"/>
-        <w:jc w:val="center"/>
-      </w:pPr>
       <w:r>
-        <w:t>СЛУЖЕБНАЯ ЗАПИСКА о блокировке оплаты заказчиком</w:t>
-      </w:r>
-    </w:p>
-    <w:p/>
-    <w:p>
-      <w:r>
-        <w:t>СЛУЖЕБНАЯ ЗАПИСКА</w:t>
-      </w:r>
-    </w:p>
-    <w:p/>
-    <w:p>
-      <w:r>
-        <w:t>От: [ФИО, должность]</w:t>
+        <w:rPr>
+          <w:rFonts w:ascii="Arial" w:hAnsi="Arial"/>
+          <w:b/>
+          <w:color w:val="AE8031"/>
+          <w:sz w:val="26"/>
+        </w:rPr>
+        <w:t>СЛУЖЕБНАЯ ЗАПИСКА О ПРЕПЯТСТВИИ К ОПЛАТЕ</w:t>
       </w:r>
     </w:p>
     <w:p>
       <w:r>
-        <w:t>Дата: '___' ___________ 20___ г.</w:t>
-      </w:r>
-    </w:p>
-    <w:p/>
-    <w:p>
-      <w:r>
-        <w:t>Кому: [ФИО руководителя]</w:t>
-      </w:r>
-    </w:p>
-    <w:p/>
-    <w:p>
-      <w:r>
-        <w:t>Тема: Блокировка оплаты по договору подряда № _____ от '___' ___________ 20___ г.</w:t>
-      </w:r>
-    </w:p>
-    <w:p/>
-    <w:p>
-      <w:r>
-        <w:t>1. ОБСТОЯТЕЛЬСТВА:</w:t>
+        <w:rPr>
+          <w:rFonts w:ascii="Arial" w:hAnsi="Arial"/>
+        </w:rPr>
+        <w:t>Кому: {{РУКОВОДИТЕЛЬ}}  От: {{ОТВЕТСТВЕННЫЙ}}  Дата {{...}}</w:t>
       </w:r>
     </w:p>
     <w:p>
       <w:r>
-        <w:t xml:space="preserve">   - КС-2 № _____ от _____ подписана обеими сторонами [дата].</w:t>
+        <w:rPr>
+          <w:rFonts w:ascii="Arial" w:hAnsi="Arial"/>
+        </w:rPr>
+        <w:t>Договор № {{...}}, объект {{...}}, этап {{...}}. Подтверждённый к оплате объём {{...}} руб.; договорная дата платежа {{...}}; поступило {{...}} руб.; остаток {{...}} руб.</w:t>
       </w:r>
     </w:p>
     <w:p>
       <w:r>
-        <w:t xml:space="preserve">   - Крайний срок оплаты: '___' ___________ 20___ г. (п. [номер] Договора).</w:t>
+        <w:rPr>
+          <w:rFonts w:ascii="Arial" w:hAnsi="Arial"/>
+        </w:rPr>
+        <w:t>Передача ИД: опись № {{...}} от {{...}}, дата получения {{...}}. Замечания: № {{...}} от {{...}}, срок и ответ № {{...}}. Неурегулированные позиции {{...}}.</w:t>
       </w:r>
     </w:p>
     <w:p>
       <w:r>
-        <w:t xml:space="preserve">   - Факт оплаты: не произведена. Просрочка: ___ дней.</w:t>
+        <w:rPr>
+          <w:rFonts w:ascii="Arial" w:hAnsi="Arial"/>
+        </w:rPr>
+        <w:t>Предлагаемые действия: {{ПЕРЕДАТЬ ДОКУМЕНТ / ОТВЕТИТЬ ПО ПУНКТАМ / НАПРАВИТЬ ТРЕБОВАНИЕ ОБ ОПЛАТЕ}} до {{...}}. Ответственный {{...}}.</w:t>
       </w:r>
     </w:p>
     <w:p>
-      <w:r>
-        <w:t xml:space="preserve">   - Основание блокировки (со слов заказчика / письмо / претензия): ________________</w:t>
-      </w:r>
+      <w:pPr>
+        <w:spacing w:after="60"/>
+      </w:pPr>
     </w:p>
-    <w:p/>
-    <w:p>
-      <w:r>
-        <w:t>2. ПРЕДПРИНЯТЫЕ МЕРЫ:</w:t>
-      </w:r>
-    </w:p>
-    <w:p>
-      <w:r>
-        <w:t xml:space="preserve">   - Направлено письмо-напоминание от '___' ___________ 20___ г. (исх. № _____).</w:t>
-      </w:r>
-    </w:p>
-    <w:p>
-      <w:r>
-        <w:t xml:space="preserve">   - Направлено уведомление о готовности ИД от '___' ___________ 20___ г.</w:t>
-      </w:r>
-    </w:p>
-    <w:p>
-      <w:r>
-        <w:t xml:space="preserve">   - [Другие действия]</w:t>
-      </w:r>
-    </w:p>
-    <w:p/>
-    <w:p>
-      <w:r>
-        <w:t>3. ОЦЕНКА СИТУАЦИИ:</w:t>
-      </w:r>
-    </w:p>
-    <w:p>
-      <w:r>
-        <w:t xml:space="preserve">   - Сумма задолженности: ________________ ₽</w:t>
-      </w:r>
-    </w:p>
-    <w:p>
-      <w:r>
-        <w:t xml:space="preserve">   - Начисленные пени: ________________ ₽</w:t>
-      </w:r>
-    </w:p>
-    <w:p>
-      <w:r>
-        <w:t xml:space="preserve">   - Риски: [высокие / средние / низкие]</w:t>
-      </w:r>
-    </w:p>
-    <w:p/>
-    <w:p>
-      <w:r>
-        <w:t>4. ПРЕДЛОЖЕНИЯ:</w:t>
-      </w:r>
-    </w:p>
-    <w:p>
-      <w:r>
-        <w:t xml:space="preserve">   ☐ Направить претензию с требованием оплаты</w:t>
-      </w:r>
-    </w:p>
-    <w:p>
-      <w:r>
-        <w:t xml:space="preserve">   ☐ Пригласить заказчика на переговоры</w:t>
-      </w:r>
-    </w:p>
-    <w:p>
-      <w:r>
-        <w:t xml:space="preserve">   ☐ Привлечь юриста для подготовки иска</w:t>
-      </w:r>
-    </w:p>
-    <w:p>
-      <w:r>
-        <w:t xml:space="preserve">   ☐ Приостановить работы по договору</w:t>
-      </w:r>
-    </w:p>
-    <w:p>
-      <w:r>
-        <w:t xml:space="preserve">   ☐ Другое: _________________________________________________________________</w:t>
-      </w:r>
-    </w:p>
-    <w:p/>
-    <w:p>
-      <w:r>
-        <w:t>5. НЕОБХОДИМЫЕ РЕСУРСЫ:</w:t>
-      </w:r>
-    </w:p>
-    <w:p>
-      <w:r>
-        <w:t xml:space="preserve">   - Юрист: ________________ часов</w:t>
-      </w:r>
-    </w:p>
-    <w:p>
-      <w:r>
-        <w:t xml:space="preserve">   - Срок подготовки документов: ________________ дней</w:t>
-      </w:r>
-    </w:p>
-    <w:p/>
-    <w:p>
-      <w:r>
-        <w:t>Подпись: _________________ / _________________________ /</w:t>
-      </w:r>
-    </w:p>
+    <w:tbl>
+      <w:tblPr>
+        <w:tblStyle w:val="TableGrid"/>
+        <w:tblW w:type="auto" w:w="0"/>
+        <w:tblLook w:firstColumn="1" w:firstRow="1" w:lastColumn="0" w:lastRow="0" w:noHBand="0" w:noVBand="1" w:val="04A0"/>
+      </w:tblPr>
+      <w:tblGrid>
+        <w:gridCol w:w="4819"/>
+        <w:gridCol w:w="4819"/>
+      </w:tblGrid>
+      <w:tr>
+        <w:trPr>
+          <w:cantSplit/>
+        </w:trPr>
+        <w:tc>
+          <w:tcPr>
+            <w:tcW w:type="dxa" w:w="4819"/>
+          </w:tcPr>
+          <w:p>
+            <w:pPr>
+              <w:spacing w:after="60"/>
+            </w:pPr>
+            <w:r>
+              <w:rPr>
+                <w:rFonts w:ascii="Arial" w:hAnsi="Arial"/>
+                <w:sz w:val="19"/>
+              </w:rPr>
+              <w:t>Подготовил</w:t>
+              <w:br/>
+              <w:t>Должность {{...}}    ФИО {{ФИО}}</w:t>
+              <w:br/>
+              <w:t>Подпись ____________    Дата ____________</w:t>
+            </w:r>
+          </w:p>
+        </w:tc>
+        <w:tc>
+          <w:tcPr>
+            <w:tcW w:type="dxa" w:w="4819"/>
+          </w:tcPr>
+          <w:p>
+            <w:pPr>
+              <w:spacing w:after="60"/>
+            </w:pPr>
+            <w:r>
+              <w:rPr>
+                <w:rFonts w:ascii="Arial" w:hAnsi="Arial"/>
+                <w:sz w:val="19"/>
+              </w:rPr>
+              <w:t>Решение принял</w:t>
+              <w:br/>
+              <w:t>Должность {{...}}    ФИО {{ФИО}}</w:t>
+              <w:br/>
+              <w:t>Подпись ____________    Дата ____________</w:t>
+            </w:r>
+          </w:p>
+        </w:tc>
+      </w:tr>
+    </w:tbl>
     <w:sectPr>
-      <w:pgSz w:w="12240" w:h="15840"/>
-      <w:pgMar w:top="1440" w:right="1800" w:bottom="1440" w:left="1800" w:header="720" w:footer="720" w:gutter="0"/>
+      <w:footerReference w:type="default" r:id="rId9"/>
+      <w:pgSz w:w="11906" w:h="16838"/>
+      <w:pgMar w:top="1020" w:right="1134" w:bottom="964" w:left="1134" w:header="720" w:footer="720" w:gutter="0"/>
       <w:cols w:space="720"/>
       <w:docGrid w:linePitch="360"/>
     </w:sectPr>
   </w:body>
 </w:document>
+</file>
+
+<file path=word/footer1.xml><?xml version="1.0" encoding="utf-8"?>
+<w:ftr xmlns:m="http://schemas.openxmlformats.org/officeDocument/2006/math" xmlns:mc="http://schemas.openxmlformats.org/markup-compatibility/2006" xmlns:mo="http://schemas.microsoft.com/office/mac/office/2008/main" xmlns:mv="urn:schemas-microsoft-com:mac:vml" xmlns:o="urn:schemas-microsoft-com:office:office" xmlns:r="http://schemas.openxmlformats.org/officeDocument/2006/relationships" xmlns:v="urn:schemas-microsoft-com:vml" xmlns:w10="urn:schemas-microsoft-com:office:word" xmlns:w14="http://schemas.microsoft.com/office/word/2010/wordml" xmlns:w="http://schemas.openxmlformats.org/wordprocessingml/2006/main" xmlns:wne="http://schemas.microsoft.com/office/word/2006/wordml" xmlns:wp14="http://schemas.microsoft.com/office/word/2010/wordprocessingDrawing" xmlns:wp="http://schemas.openxmlformats.org/drawingml/2006/wordprocessingDrawing" xmlns:wpc="http://schemas.microsoft.com/office/word/2010/wordprocessingCanvas" xmlns:wpg="http://schemas.microsoft.com/office/word/2010/wordprocessingGroup" xmlns:wpi="http://schemas.microsoft.com/office/word/2010/wordprocessingInk" xmlns:wps="http://schemas.microsoft.com/office/word/2010/wordprocessingShape" mc:Ignorable="w14 wp14">
+  <w:p>
+    <w:pPr>
+      <w:pStyle w:val="Footer"/>
+    </w:pPr>
+    <w:r>
+      <w:rPr>
+        <w:color w:val="AE8031"/>
+        <w:sz w:val="16"/>
+      </w:rPr>
+      <w:t>НА СТОРОНЕ ПОДРЯДЧИКА  /  P4</w:t>
+    </w:r>
+  </w:p>
+</w:ftr>
 </file>
 
 <file path=word/numbering.xml><?xml version="1.0" encoding="utf-8"?>
@@ -534,6 +499,14 @@
     <w:name w:val="Normal"/>
     <w:qFormat/>
     <w:rsid w:val="00FC693F"/>
+    <w:pPr>
+      <w:spacing w:after="120" w:line="269" w:lineRule="auto"/>
+    </w:pPr>
+    <w:rPr>
+      <w:rFonts w:ascii="Arial" w:hAnsi="Arial"/>
+      <w:color w:val="2B3239"/>
+      <w:sz w:val="20"/>
+    </w:rPr>
   </w:style>
   <w:style w:type="paragraph" w:styleId="Header">
     <w:name w:val="header"/>
